--- a/tillsyn/A 16606-2026 tillsynsbegäran.docx
+++ b/tillsyn/A 16606-2026 tillsynsbegäran.docx
@@ -458,7 +458,7 @@
     <w:r>
       <w:tab/>
       <w:tab/>
-      <w:t>2026-09-14</w:t>
+      <w:t>2026-09-15</w:t>
       <w:br/>
       <w:br/>
     </w:r>

--- a/tillsyn/A 16606-2026 tillsynsbegäran.docx
+++ b/tillsyn/A 16606-2026 tillsynsbegäran.docx
@@ -458,7 +458,7 @@
     <w:r>
       <w:tab/>
       <w:tab/>
-      <w:t>2026-09-15</w:t>
+      <w:t>2026-09-16</w:t>
       <w:br/>
       <w:br/>
     </w:r>

--- a/tillsyn/A 16606-2026 tillsynsbegäran.docx
+++ b/tillsyn/A 16606-2026 tillsynsbegäran.docx
@@ -458,7 +458,7 @@
     <w:r>
       <w:tab/>
       <w:tab/>
-      <w:t>2026-09-16</w:t>
+      <w:t>2026-09-17</w:t>
       <w:br/>
       <w:br/>
     </w:r>

--- a/tillsyn/A 16606-2026 tillsynsbegäran.docx
+++ b/tillsyn/A 16606-2026 tillsynsbegäran.docx
@@ -458,7 +458,7 @@
     <w:r>
       <w:tab/>
       <w:tab/>
-      <w:t>2026-09-17</w:t>
+      <w:t>2026-09-18</w:t>
       <w:br/>
       <w:br/>
     </w:r>

--- a/tillsyn/A 16606-2026 tillsynsbegäran.docx
+++ b/tillsyn/A 16606-2026 tillsynsbegäran.docx
@@ -458,7 +458,7 @@
     <w:r>
       <w:tab/>
       <w:tab/>
-      <w:t>2026-09-18</w:t>
+      <w:t>2026-09-19</w:t>
       <w:br/>
       <w:br/>
     </w:r>

--- a/tillsyn/A 16606-2026 tillsynsbegäran.docx
+++ b/tillsyn/A 16606-2026 tillsynsbegäran.docx
@@ -458,7 +458,7 @@
     <w:r>
       <w:tab/>
       <w:tab/>
-      <w:t>2026-09-19</w:t>
+      <w:t>2026-09-21</w:t>
       <w:br/>
       <w:br/>
     </w:r>

--- a/tillsyn/A 16606-2026 tillsynsbegäran.docx
+++ b/tillsyn/A 16606-2026 tillsynsbegäran.docx
@@ -458,7 +458,7 @@
     <w:r>
       <w:tab/>
       <w:tab/>
-      <w:t>2026-09-21</w:t>
+      <w:t>2026-09-23</w:t>
       <w:br/>
       <w:br/>
     </w:r>

--- a/tillsyn/A 16606-2026 tillsynsbegäran.docx
+++ b/tillsyn/A 16606-2026 tillsynsbegäran.docx
@@ -458,7 +458,7 @@
     <w:r>
       <w:tab/>
       <w:tab/>
-      <w:t>2026-09-23</w:t>
+      <w:t>2026-09-24</w:t>
       <w:br/>
       <w:br/>
     </w:r>

--- a/tillsyn/A 16606-2026 tillsynsbegäran.docx
+++ b/tillsyn/A 16606-2026 tillsynsbegäran.docx
@@ -458,7 +458,7 @@
     <w:r>
       <w:tab/>
       <w:tab/>
-      <w:t>2026-09-24</w:t>
+      <w:t>2026-09-25</w:t>
       <w:br/>
       <w:br/>
     </w:r>

--- a/tillsyn/A 16606-2026 tillsynsbegäran.docx
+++ b/tillsyn/A 16606-2026 tillsynsbegäran.docx
@@ -458,7 +458,7 @@
     <w:r>
       <w:tab/>
       <w:tab/>
-      <w:t>2026-09-25</w:t>
+      <w:t>2026-09-26</w:t>
       <w:br/>
       <w:br/>
     </w:r>

--- a/tillsyn/A 16606-2026 tillsynsbegäran.docx
+++ b/tillsyn/A 16606-2026 tillsynsbegäran.docx
@@ -458,7 +458,7 @@
     <w:r>
       <w:tab/>
       <w:tab/>
-      <w:t>2026-09-26</w:t>
+      <w:t>2026-09-27</w:t>
       <w:br/>
       <w:br/>
     </w:r>

--- a/tillsyn/A 16606-2026 tillsynsbegäran.docx
+++ b/tillsyn/A 16606-2026 tillsynsbegäran.docx
@@ -458,7 +458,7 @@
     <w:r>
       <w:tab/>
       <w:tab/>
-      <w:t>2026-09-27</w:t>
+      <w:t>2026-09-28</w:t>
       <w:br/>
       <w:br/>
     </w:r>

--- a/tillsyn/A 16606-2026 tillsynsbegäran.docx
+++ b/tillsyn/A 16606-2026 tillsynsbegäran.docx
@@ -458,7 +458,7 @@
     <w:r>
       <w:tab/>
       <w:tab/>
-      <w:t>2026-09-28</w:t>
+      <w:t>2026-09-29</w:t>
       <w:br/>
       <w:br/>
     </w:r>

--- a/tillsyn/A 16606-2026 tillsynsbegäran.docx
+++ b/tillsyn/A 16606-2026 tillsynsbegäran.docx
@@ -458,7 +458,7 @@
     <w:r>
       <w:tab/>
       <w:tab/>
-      <w:t>2026-09-29</w:t>
+      <w:t>2026-09-30</w:t>
       <w:br/>
       <w:br/>
     </w:r>

--- a/tillsyn/A 16606-2026 tillsynsbegäran.docx
+++ b/tillsyn/A 16606-2026 tillsynsbegäran.docx
@@ -458,7 +458,7 @@
     <w:r>
       <w:tab/>
       <w:tab/>
-      <w:t>2026-09-30</w:t>
+      <w:t>2026-10-01</w:t>
       <w:br/>
       <w:br/>
     </w:r>

--- a/tillsyn/A 16606-2026 tillsynsbegäran.docx
+++ b/tillsyn/A 16606-2026 tillsynsbegäran.docx
@@ -458,7 +458,7 @@
     <w:r>
       <w:tab/>
       <w:tab/>
-      <w:t>2026-10-01</w:t>
+      <w:t>2026-10-02</w:t>
       <w:br/>
       <w:br/>
     </w:r>

--- a/tillsyn/A 16606-2026 tillsynsbegäran.docx
+++ b/tillsyn/A 16606-2026 tillsynsbegäran.docx
@@ -458,7 +458,7 @@
     <w:r>
       <w:tab/>
       <w:tab/>
-      <w:t>2026-10-02</w:t>
+      <w:t>2026-10-03</w:t>
       <w:br/>
       <w:br/>
     </w:r>

--- a/tillsyn/A 16606-2026 tillsynsbegäran.docx
+++ b/tillsyn/A 16606-2026 tillsynsbegäran.docx
@@ -458,7 +458,7 @@
     <w:r>
       <w:tab/>
       <w:tab/>
-      <w:t>2026-10-03</w:t>
+      <w:t>2026-10-04</w:t>
       <w:br/>
       <w:br/>
     </w:r>

--- a/tillsyn/A 16606-2026 tillsynsbegäran.docx
+++ b/tillsyn/A 16606-2026 tillsynsbegäran.docx
@@ -458,7 +458,7 @@
     <w:r>
       <w:tab/>
       <w:tab/>
-      <w:t>2026-10-04</w:t>
+      <w:t>2026-10-05</w:t>
       <w:br/>
       <w:br/>
     </w:r>

--- a/tillsyn/A 16606-2026 tillsynsbegäran.docx
+++ b/tillsyn/A 16606-2026 tillsynsbegäran.docx
@@ -458,7 +458,7 @@
     <w:r>
       <w:tab/>
       <w:tab/>
-      <w:t>2026-10-05</w:t>
+      <w:t>2026-10-06</w:t>
       <w:br/>
       <w:br/>
     </w:r>

--- a/tillsyn/A 16606-2026 tillsynsbegäran.docx
+++ b/tillsyn/A 16606-2026 tillsynsbegäran.docx
@@ -458,7 +458,7 @@
     <w:r>
       <w:tab/>
       <w:tab/>
-      <w:t>2026-10-06</w:t>
+      <w:t>2026-10-07</w:t>
       <w:br/>
       <w:br/>
     </w:r>

--- a/tillsyn/A 16606-2026 tillsynsbegäran.docx
+++ b/tillsyn/A 16606-2026 tillsynsbegäran.docx
@@ -458,7 +458,7 @@
     <w:r>
       <w:tab/>
       <w:tab/>
-      <w:t>2026-10-07</w:t>
+      <w:t>2026-10-08</w:t>
       <w:br/>
       <w:br/>
     </w:r>

--- a/tillsyn/A 16606-2026 tillsynsbegäran.docx
+++ b/tillsyn/A 16606-2026 tillsynsbegäran.docx
@@ -458,7 +458,7 @@
     <w:r>
       <w:tab/>
       <w:tab/>
-      <w:t>2026-10-08</w:t>
+      <w:t>2026-10-09</w:t>
       <w:br/>
       <w:br/>
     </w:r>

--- a/tillsyn/A 16606-2026 tillsynsbegäran.docx
+++ b/tillsyn/A 16606-2026 tillsynsbegäran.docx
@@ -22,7 +22,7 @@
       <w:r>
         <w:drawing>
           <wp:inline xmlns:a="http://schemas.openxmlformats.org/drawingml/2006/main" xmlns:pic="http://schemas.openxmlformats.org/drawingml/2006/picture">
-            <wp:extent cx="5486400" cy="3580300"/>
+            <wp:extent cx="5486400" cy="3699078"/>
             <wp:docPr id="1" name="Picture 1"/>
             <wp:cNvGraphicFramePr>
               <a:graphicFrameLocks noChangeAspect="1"/>
@@ -43,7 +43,7 @@
                   <pic:spPr>
                     <a:xfrm>
                       <a:off x="0" y="0"/>
-                      <a:ext cx="5486400" cy="3580300"/>
+                      <a:ext cx="5486400" cy="3699078"/>
                     </a:xfrm>
                     <a:prstGeom prst="rect"/>
                   </pic:spPr>
@@ -60,12 +60,12 @@
         <w:spacing w:after="240"/>
       </w:pPr>
       <w:r>
-        <w:t>Figur 1. Fyndplatser för naturvårdsarter inom 11 meter från avverkningsanmälan. Markörer utan svart kant är placerade på fyndplatsen. Markörer med svart kant är placerade vid sidan av fyndplatsen och har ett svart streck som visar fyndplatsens exakta position. Kartans mittpunktskoordinat är N 6447110, E 577447 i SWEREF 99 TM.</w:t>
+        <w:t>Figur 1. Fyndplatser för naturvårdsarter inom 15 meter från avverkningsanmälan. Markörer utan svart kant är placerade på fyndplatsen. Markörer med svart kant är placerade vid sidan av fyndplatsen och har ett svart streck som visar fyndplatsens exakta position. Kartans mittpunktskoordinat är N 6447110, E 577447 i SWEREF 99 TM.</w:t>
       </w:r>
     </w:p>
     <w:p>
       <w:r>
-        <w:t>Inom 11 meter från avverkningsanmälan finns fynd av 1 naturvårdsarter, varav 1 är fridlyst, 1 är typisk (T) och 1 är signalart (S): grön sköldmossa (S, T, §8). Se Figur 1.</w:t>
+        <w:t>Inom 15 meter från avverkningsanmälan finns fynd av 2 naturvårdsarter, varav 1 är rödlistad, 1 är fridlyst, 2 är typiska (T) och 1 är signalart (S): kandelabersvamp (NT, T) och grön sköldmossa (S, T, §8). Se Figur 1.</w:t>
       </w:r>
     </w:p>
     <w:p>
@@ -97,6 +97,26 @@
     <w:p>
       <w:r>
         <w:t>Nedan följer beskrivningar av de naturvårdsarter och fridlysta arter som har sina livsmiljöer och växtplatser i den avverkningsanmälda skogen. Se även ytterligare artfakta i BILAGA 1. De påträffade naturvårdsarterna är ett tydligt kvitto på att det rör sig om en skog med höga naturvärden.</w:t>
+      </w:r>
+    </w:p>
+    <w:p>
+      <w:r>
+        <w:rPr>
+          <w:b/>
+        </w:rPr>
+        <w:t>Kandelabersvamp (NT)</w:t>
+      </w:r>
+      <w:r>
+        <w:t xml:space="preserve"> är en mycket bra signalart på skyddsvärda skogsbestånd i hela sitt utbredningsområde. Svampen indikerar sena aspsuccessioner inom områden med konstant hög luftfuktighet. Kandelabersvamp är typisk art för </w:t>
+      </w:r>
+      <w:r>
+        <w:rPr>
+          <w:i/>
+        </w:rPr>
+        <w:t xml:space="preserve">9010 Taiga </w:t>
+      </w:r>
+      <w:r>
+        <w:t>(Nitare &amp; Skogsstyrelsen, 2019; SLU Artdatabanken, 2025).</w:t>
       </w:r>
     </w:p>
     <w:p>
@@ -458,7 +478,7 @@
     <w:r>
       <w:tab/>
       <w:tab/>
-      <w:t>2026-10-09</w:t>
+      <w:t>2026-10-10</w:t>
       <w:br/>
       <w:br/>
     </w:r>

--- a/tillsyn/A 16606-2026 tillsynsbegäran.docx
+++ b/tillsyn/A 16606-2026 tillsynsbegäran.docx
@@ -478,7 +478,7 @@
     <w:r>
       <w:tab/>
       <w:tab/>
-      <w:t>2026-10-10</w:t>
+      <w:t>2026-10-11</w:t>
       <w:br/>
       <w:br/>
     </w:r>

--- a/tillsyn/A 16606-2026 tillsynsbegäran.docx
+++ b/tillsyn/A 16606-2026 tillsynsbegäran.docx
@@ -478,7 +478,7 @@
     <w:r>
       <w:tab/>
       <w:tab/>
-      <w:t>2026-10-11</w:t>
+      <w:t>2026-10-12</w:t>
       <w:br/>
       <w:br/>
     </w:r>

--- a/tillsyn/A 16606-2026 tillsynsbegäran.docx
+++ b/tillsyn/A 16606-2026 tillsynsbegäran.docx
@@ -478,7 +478,7 @@
     <w:r>
       <w:tab/>
       <w:tab/>
-      <w:t>2026-10-12</w:t>
+      <w:t>2026-10-13</w:t>
       <w:br/>
       <w:br/>
     </w:r>

--- a/tillsyn/A 16606-2026 tillsynsbegäran.docx
+++ b/tillsyn/A 16606-2026 tillsynsbegäran.docx
@@ -478,7 +478,7 @@
     <w:r>
       <w:tab/>
       <w:tab/>
-      <w:t>2026-10-13</w:t>
+      <w:t>2026-10-14</w:t>
       <w:br/>
       <w:br/>
     </w:r>

--- a/tillsyn/A 16606-2026 tillsynsbegäran.docx
+++ b/tillsyn/A 16606-2026 tillsynsbegäran.docx
@@ -478,7 +478,7 @@
     <w:r>
       <w:tab/>
       <w:tab/>
-      <w:t>2026-10-14</w:t>
+      <w:t>2026-10-15</w:t>
       <w:br/>
       <w:br/>
     </w:r>

--- a/tillsyn/A 16606-2026 tillsynsbegäran.docx
+++ b/tillsyn/A 16606-2026 tillsynsbegäran.docx
@@ -478,7 +478,7 @@
     <w:r>
       <w:tab/>
       <w:tab/>
-      <w:t>2026-10-15</w:t>
+      <w:t>2026-10-16</w:t>
       <w:br/>
       <w:br/>
     </w:r>

--- a/tillsyn/A 16606-2026 tillsynsbegäran.docx
+++ b/tillsyn/A 16606-2026 tillsynsbegäran.docx
@@ -478,7 +478,7 @@
     <w:r>
       <w:tab/>
       <w:tab/>
-      <w:t>2026-10-16</w:t>
+      <w:t>2026-10-17</w:t>
       <w:br/>
       <w:br/>
     </w:r>

--- a/tillsyn/A 16606-2026 tillsynsbegäran.docx
+++ b/tillsyn/A 16606-2026 tillsynsbegäran.docx
@@ -478,7 +478,7 @@
     <w:r>
       <w:tab/>
       <w:tab/>
-      <w:t>2026-10-17</w:t>
+      <w:t>2026-10-18</w:t>
       <w:br/>
       <w:br/>
     </w:r>

--- a/tillsyn/A 16606-2026 tillsynsbegäran.docx
+++ b/tillsyn/A 16606-2026 tillsynsbegäran.docx
@@ -478,7 +478,7 @@
     <w:r>
       <w:tab/>
       <w:tab/>
-      <w:t>2026-10-18</w:t>
+      <w:t>2026-10-19</w:t>
       <w:br/>
       <w:br/>
     </w:r>

--- a/tillsyn/A 16606-2026 tillsynsbegäran.docx
+++ b/tillsyn/A 16606-2026 tillsynsbegäran.docx
@@ -478,7 +478,7 @@
     <w:r>
       <w:tab/>
       <w:tab/>
-      <w:t>2026-10-19</w:t>
+      <w:t>2026-10-20</w:t>
       <w:br/>
       <w:br/>
     </w:r>

--- a/tillsyn/A 16606-2026 tillsynsbegäran.docx
+++ b/tillsyn/A 16606-2026 tillsynsbegäran.docx
@@ -478,7 +478,7 @@
     <w:r>
       <w:tab/>
       <w:tab/>
-      <w:t>2026-10-20</w:t>
+      <w:t>2026-10-21</w:t>
       <w:br/>
       <w:br/>
     </w:r>

--- a/tillsyn/A 16606-2026 tillsynsbegäran.docx
+++ b/tillsyn/A 16606-2026 tillsynsbegäran.docx
@@ -478,7 +478,7 @@
     <w:r>
       <w:tab/>
       <w:tab/>
-      <w:t>2026-10-21</w:t>
+      <w:t>2026-10-22</w:t>
       <w:br/>
       <w:br/>
     </w:r>

--- a/tillsyn/A 16606-2026 tillsynsbegäran.docx
+++ b/tillsyn/A 16606-2026 tillsynsbegäran.docx
@@ -478,7 +478,7 @@
     <w:r>
       <w:tab/>
       <w:tab/>
-      <w:t>2026-10-22</w:t>
+      <w:t>2026-10-23</w:t>
       <w:br/>
       <w:br/>
     </w:r>

--- a/tillsyn/A 16606-2026 tillsynsbegäran.docx
+++ b/tillsyn/A 16606-2026 tillsynsbegäran.docx
@@ -478,7 +478,7 @@
     <w:r>
       <w:tab/>
       <w:tab/>
-      <w:t>2026-10-23</w:t>
+      <w:t>2026-10-24</w:t>
       <w:br/>
       <w:br/>
     </w:r>

--- a/tillsyn/A 16606-2026 tillsynsbegäran.docx
+++ b/tillsyn/A 16606-2026 tillsynsbegäran.docx
@@ -478,7 +478,7 @@
     <w:r>
       <w:tab/>
       <w:tab/>
-      <w:t>2026-10-24</w:t>
+      <w:t>2026-10-25</w:t>
       <w:br/>
       <w:br/>
     </w:r>

--- a/tillsyn/A 16606-2026 tillsynsbegäran.docx
+++ b/tillsyn/A 16606-2026 tillsynsbegäran.docx
@@ -478,7 +478,7 @@
     <w:r>
       <w:tab/>
       <w:tab/>
-      <w:t>2026-10-25</w:t>
+      <w:t>2026-10-26</w:t>
       <w:br/>
       <w:br/>
     </w:r>

--- a/tillsyn/A 16606-2026 tillsynsbegäran.docx
+++ b/tillsyn/A 16606-2026 tillsynsbegäran.docx
@@ -478,7 +478,7 @@
     <w:r>
       <w:tab/>
       <w:tab/>
-      <w:t>2026-10-26</w:t>
+      <w:t>2026-10-27</w:t>
       <w:br/>
       <w:br/>
     </w:r>

--- a/tillsyn/A 16606-2026 tillsynsbegäran.docx
+++ b/tillsyn/A 16606-2026 tillsynsbegäran.docx
@@ -478,7 +478,7 @@
     <w:r>
       <w:tab/>
       <w:tab/>
-      <w:t>2026-10-27</w:t>
+      <w:t>2026-10-28</w:t>
       <w:br/>
       <w:br/>
     </w:r>

--- a/tillsyn/A 16606-2026 tillsynsbegäran.docx
+++ b/tillsyn/A 16606-2026 tillsynsbegäran.docx
@@ -478,7 +478,7 @@
     <w:r>
       <w:tab/>
       <w:tab/>
-      <w:t>2026-10-28</w:t>
+      <w:t>2026-10-29</w:t>
       <w:br/>
       <w:br/>
     </w:r>

--- a/tillsyn/A 16606-2026 tillsynsbegäran.docx
+++ b/tillsyn/A 16606-2026 tillsynsbegäran.docx
@@ -478,7 +478,7 @@
     <w:r>
       <w:tab/>
       <w:tab/>
-      <w:t>2026-10-29</w:t>
+      <w:t>2026-10-31</w:t>
       <w:br/>
       <w:br/>
     </w:r>
